--- a/Knowledge/3-Work knowledge/1-Software Engineering/1-Fundamentals/5-My Source/7-Software/5-Software Development Life Cycle (SDLC)/1-Phases of SDLC/1-Planning.docx
+++ b/Knowledge/3-Work knowledge/1-Software Engineering/1-Fundamentals/5-My Source/7-Software/5-Software Development Life Cycle (SDLC)/1-Phases of SDLC/1-Planning.docx
@@ -42,7 +42,27 @@
           <w:sz w:val="18"/>
           <w:highlight w:val="lightGray"/>
         </w:rPr>
-        <w:t xml:space="preserve">: Persons Table -&gt; ID Column: 1, Name_En Column: Motasem Essam] -&gt; </w:t>
+        <w:t xml:space="preserve">: Persons Table -&gt; ID Column: 1, </w:t>
+      </w:r>
+      <w:proofErr w:type="spellStart"/>
+      <w:r>
+        <w:rPr>
+          <w:rFonts w:ascii="Arial" w:hAnsi="Arial"/>
+          <w:color w:val="000000"/>
+          <w:sz w:val="18"/>
+          <w:highlight w:val="lightGray"/>
+        </w:rPr>
+        <w:t>Name_En</w:t>
+      </w:r>
+      <w:proofErr w:type="spellEnd"/>
+      <w:r>
+        <w:rPr>
+          <w:rFonts w:ascii="Arial" w:hAnsi="Arial"/>
+          <w:color w:val="000000"/>
+          <w:sz w:val="18"/>
+          <w:highlight w:val="lightGray"/>
+        </w:rPr>
+        <w:t xml:space="preserve"> Column: Motasem Essam] -&gt; </w:t>
       </w:r>
       <w:r>
         <w:rPr>
@@ -98,16 +118,34 @@
           <w:sz w:val="18"/>
           <w:highlight w:val="lightGray"/>
         </w:rPr>
-        <w:t xml:space="preserve"> [6/</w:t>
-      </w:r>
-      <w:r>
-        <w:rPr>
-          <w:rFonts w:ascii="Arial" w:hAnsi="Arial"/>
-          <w:color w:val="000000"/>
-          <w:sz w:val="18"/>
-          <w:highlight w:val="lightGray"/>
-        </w:rPr>
-        <w:t>7</w:t>
+        <w:t xml:space="preserve"> [</w:t>
+      </w:r>
+      <w:r>
+        <w:rPr>
+          <w:rFonts w:ascii="Arial" w:hAnsi="Arial"/>
+          <w:color w:val="000000"/>
+          <w:sz w:val="18"/>
+          <w:highlight w:val="lightGray"/>
+        </w:rPr>
+        <w:t>1</w:t>
+      </w:r>
+      <w:r>
+        <w:rPr>
+          <w:rFonts w:ascii="Arial" w:hAnsi="Arial"/>
+          <w:color w:val="000000"/>
+          <w:sz w:val="18"/>
+          <w:highlight w:val="lightGray"/>
+        </w:rPr>
+        <w:t>/</w:t>
+      </w:r>
+      <w:r>
+        <w:rPr>
+          <w:rFonts w:ascii="Arial" w:hAnsi="Arial"/>
+          <w:color w:val="000000"/>
+          <w:sz w:val="18"/>
+          <w:highlight w:val="lightGray"/>
+        </w:rPr>
+        <w:t>23</w:t>
       </w:r>
       <w:r>
         <w:rPr>
@@ -193,7 +231,7 @@
           <w:rFonts w:ascii="Roboto Mono" w:hAnsi="Roboto Mono"/>
         </w:rPr>
         <w:pict w14:anchorId="59E60FFC">
-          <v:rect id="_x0000_i1026" style="width:0;height:1.5pt" o:hralign="center" o:hrstd="t" o:hr="t" fillcolor="#a0a0a0" stroked="f"/>
+          <v:rect id="_x0000_i1025" style="width:0;height:1.5pt" o:hralign="center" o:hrstd="t" o:hr="t" fillcolor="#a0a0a0" stroked="f"/>
         </w:pict>
       </w:r>
     </w:p>
@@ -229,7 +267,27 @@
           <w:sz w:val="18"/>
           <w:highlight w:val="lightGray"/>
         </w:rPr>
-        <w:t xml:space="preserve">: Persons Table -&gt; ID Column: 1, Name_En Column: Motasem Essam] -&gt; </w:t>
+        <w:t xml:space="preserve">: Persons Table -&gt; ID Column: 1, </w:t>
+      </w:r>
+      <w:proofErr w:type="spellStart"/>
+      <w:r>
+        <w:rPr>
+          <w:rFonts w:ascii="Arial" w:hAnsi="Arial"/>
+          <w:color w:val="000000"/>
+          <w:sz w:val="18"/>
+          <w:highlight w:val="lightGray"/>
+        </w:rPr>
+        <w:t>Name_En</w:t>
+      </w:r>
+      <w:proofErr w:type="spellEnd"/>
+      <w:r>
+        <w:rPr>
+          <w:rFonts w:ascii="Arial" w:hAnsi="Arial"/>
+          <w:color w:val="000000"/>
+          <w:sz w:val="18"/>
+          <w:highlight w:val="lightGray"/>
+        </w:rPr>
+        <w:t xml:space="preserve"> Column: Motasem Essam] -&gt; </w:t>
       </w:r>
       <w:r>
         <w:rPr>
@@ -285,16 +343,34 @@
           <w:sz w:val="18"/>
           <w:highlight w:val="lightGray"/>
         </w:rPr>
-        <w:t xml:space="preserve"> [6/</w:t>
-      </w:r>
-      <w:r>
-        <w:rPr>
-          <w:rFonts w:ascii="Arial" w:hAnsi="Arial"/>
-          <w:color w:val="000000"/>
-          <w:sz w:val="18"/>
-          <w:highlight w:val="lightGray"/>
-        </w:rPr>
-        <w:t>7</w:t>
+        <w:t xml:space="preserve"> [</w:t>
+      </w:r>
+      <w:r>
+        <w:rPr>
+          <w:rFonts w:ascii="Arial" w:hAnsi="Arial"/>
+          <w:color w:val="000000"/>
+          <w:sz w:val="18"/>
+          <w:highlight w:val="lightGray"/>
+        </w:rPr>
+        <w:t>1</w:t>
+      </w:r>
+      <w:r>
+        <w:rPr>
+          <w:rFonts w:ascii="Arial" w:hAnsi="Arial"/>
+          <w:color w:val="000000"/>
+          <w:sz w:val="18"/>
+          <w:highlight w:val="lightGray"/>
+        </w:rPr>
+        <w:t>/</w:t>
+      </w:r>
+      <w:r>
+        <w:rPr>
+          <w:rFonts w:ascii="Arial" w:hAnsi="Arial"/>
+          <w:color w:val="000000"/>
+          <w:sz w:val="18"/>
+          <w:highlight w:val="lightGray"/>
+        </w:rPr>
+        <w:t>23</w:t>
       </w:r>
       <w:r>
         <w:rPr>
@@ -432,7 +508,7 @@
           <w:rFonts w:ascii="Roboto Mono" w:hAnsi="Roboto Mono"/>
         </w:rPr>
         <w:pict w14:anchorId="6A0022BE">
-          <v:rect id="_x0000_i1027" style="width:0;height:1.5pt" o:hralign="center" o:hrstd="t" o:hr="t" fillcolor="#a0a0a0" stroked="f"/>
+          <v:rect id="_x0000_i1026" style="width:0;height:1.5pt" o:hralign="center" o:hrstd="t" o:hr="t" fillcolor="#a0a0a0" stroked="f"/>
         </w:pict>
       </w:r>
     </w:p>
@@ -468,7 +544,27 @@
           <w:sz w:val="18"/>
           <w:highlight w:val="lightGray"/>
         </w:rPr>
-        <w:t xml:space="preserve">: Persons Table -&gt; ID Column: 1, Name_En Column: Motasem Essam] -&gt; </w:t>
+        <w:t xml:space="preserve">: Persons Table -&gt; ID Column: 1, </w:t>
+      </w:r>
+      <w:proofErr w:type="spellStart"/>
+      <w:r>
+        <w:rPr>
+          <w:rFonts w:ascii="Arial" w:hAnsi="Arial"/>
+          <w:color w:val="000000"/>
+          <w:sz w:val="18"/>
+          <w:highlight w:val="lightGray"/>
+        </w:rPr>
+        <w:t>Name_En</w:t>
+      </w:r>
+      <w:proofErr w:type="spellEnd"/>
+      <w:r>
+        <w:rPr>
+          <w:rFonts w:ascii="Arial" w:hAnsi="Arial"/>
+          <w:color w:val="000000"/>
+          <w:sz w:val="18"/>
+          <w:highlight w:val="lightGray"/>
+        </w:rPr>
+        <w:t xml:space="preserve"> Column: Motasem Essam] -&gt; </w:t>
       </w:r>
       <w:r>
         <w:rPr>
@@ -524,16 +620,34 @@
           <w:sz w:val="18"/>
           <w:highlight w:val="lightGray"/>
         </w:rPr>
-        <w:t xml:space="preserve"> [6/</w:t>
-      </w:r>
-      <w:r>
-        <w:rPr>
-          <w:rFonts w:ascii="Arial" w:hAnsi="Arial"/>
-          <w:color w:val="000000"/>
-          <w:sz w:val="18"/>
-          <w:highlight w:val="lightGray"/>
-        </w:rPr>
-        <w:t>7</w:t>
+        <w:t xml:space="preserve"> [</w:t>
+      </w:r>
+      <w:r>
+        <w:rPr>
+          <w:rFonts w:ascii="Arial" w:hAnsi="Arial"/>
+          <w:color w:val="000000"/>
+          <w:sz w:val="18"/>
+          <w:highlight w:val="lightGray"/>
+        </w:rPr>
+        <w:t>1</w:t>
+      </w:r>
+      <w:r>
+        <w:rPr>
+          <w:rFonts w:ascii="Arial" w:hAnsi="Arial"/>
+          <w:color w:val="000000"/>
+          <w:sz w:val="18"/>
+          <w:highlight w:val="lightGray"/>
+        </w:rPr>
+        <w:t>/</w:t>
+      </w:r>
+      <w:r>
+        <w:rPr>
+          <w:rFonts w:ascii="Arial" w:hAnsi="Arial"/>
+          <w:color w:val="000000"/>
+          <w:sz w:val="18"/>
+          <w:highlight w:val="lightGray"/>
+        </w:rPr>
+        <w:t>23</w:t>
       </w:r>
       <w:r>
         <w:rPr>
@@ -785,7 +899,7 @@
           <w:rFonts w:ascii="Roboto Mono" w:hAnsi="Roboto Mono"/>
         </w:rPr>
         <w:pict w14:anchorId="2241B7F4">
-          <v:rect id="_x0000_i1028" style="width:0;height:1.5pt" o:hralign="center" o:hrstd="t" o:hr="t" fillcolor="#a0a0a0" stroked="f"/>
+          <v:rect id="_x0000_i1027" style="width:0;height:1.5pt" o:hralign="center" o:hrstd="t" o:hr="t" fillcolor="#a0a0a0" stroked="f"/>
         </w:pict>
       </w:r>
     </w:p>
@@ -838,7 +952,27 @@
           <w:sz w:val="18"/>
           <w:highlight w:val="lightGray"/>
         </w:rPr>
-        <w:t xml:space="preserve">: Persons Table -&gt; ID Column: 1, Name_En Column: Motasem Essam] -&gt; </w:t>
+        <w:t xml:space="preserve">: Persons Table -&gt; ID Column: 1, </w:t>
+      </w:r>
+      <w:proofErr w:type="spellStart"/>
+      <w:r>
+        <w:rPr>
+          <w:rFonts w:ascii="Arial" w:hAnsi="Arial"/>
+          <w:color w:val="000000"/>
+          <w:sz w:val="18"/>
+          <w:highlight w:val="lightGray"/>
+        </w:rPr>
+        <w:t>Name_En</w:t>
+      </w:r>
+      <w:proofErr w:type="spellEnd"/>
+      <w:r>
+        <w:rPr>
+          <w:rFonts w:ascii="Arial" w:hAnsi="Arial"/>
+          <w:color w:val="000000"/>
+          <w:sz w:val="18"/>
+          <w:highlight w:val="lightGray"/>
+        </w:rPr>
+        <w:t xml:space="preserve"> Column: Motasem Essam] -&gt; </w:t>
       </w:r>
       <w:r>
         <w:rPr>
@@ -894,16 +1028,34 @@
           <w:sz w:val="18"/>
           <w:highlight w:val="lightGray"/>
         </w:rPr>
-        <w:t xml:space="preserve"> [6/</w:t>
-      </w:r>
-      <w:r>
-        <w:rPr>
-          <w:rFonts w:ascii="Arial" w:hAnsi="Arial"/>
-          <w:color w:val="000000"/>
-          <w:sz w:val="18"/>
-          <w:highlight w:val="lightGray"/>
-        </w:rPr>
-        <w:t>7</w:t>
+        <w:t xml:space="preserve"> [</w:t>
+      </w:r>
+      <w:r>
+        <w:rPr>
+          <w:rFonts w:ascii="Arial" w:hAnsi="Arial"/>
+          <w:color w:val="000000"/>
+          <w:sz w:val="18"/>
+          <w:highlight w:val="lightGray"/>
+        </w:rPr>
+        <w:t>1</w:t>
+      </w:r>
+      <w:r>
+        <w:rPr>
+          <w:rFonts w:ascii="Arial" w:hAnsi="Arial"/>
+          <w:color w:val="000000"/>
+          <w:sz w:val="18"/>
+          <w:highlight w:val="lightGray"/>
+        </w:rPr>
+        <w:t>/</w:t>
+      </w:r>
+      <w:r>
+        <w:rPr>
+          <w:rFonts w:ascii="Arial" w:hAnsi="Arial"/>
+          <w:color w:val="000000"/>
+          <w:sz w:val="18"/>
+          <w:highlight w:val="lightGray"/>
+        </w:rPr>
+        <w:t>23</w:t>
       </w:r>
       <w:r>
         <w:rPr>
@@ -1021,7 +1173,7 @@
           <w:rFonts w:ascii="Roboto Mono" w:hAnsi="Roboto Mono"/>
         </w:rPr>
         <w:pict w14:anchorId="429CA736">
-          <v:rect id="_x0000_i1030" style="width:0;height:1.5pt" o:hralign="center" o:hrstd="t" o:hr="t" fillcolor="#a0a0a0" stroked="f"/>
+          <v:rect id="_x0000_i1028" style="width:0;height:1.5pt" o:hralign="center" o:hrstd="t" o:hr="t" fillcolor="#a0a0a0" stroked="f"/>
         </w:pict>
       </w:r>
     </w:p>
@@ -1238,7 +1390,7 @@
           <w:rFonts w:ascii="Roboto Mono" w:hAnsi="Roboto Mono"/>
         </w:rPr>
         <w:pict w14:anchorId="0EC7A1EE">
-          <v:rect id="_x0000_i1031" style="width:0;height:1.5pt" o:hralign="center" o:hrstd="t" o:hr="t" fillcolor="#a0a0a0" stroked="f"/>
+          <v:rect id="_x0000_i1029" style="width:0;height:1.5pt" o:hralign="center" o:hrstd="t" o:hr="t" fillcolor="#a0a0a0" stroked="f"/>
         </w:pict>
       </w:r>
     </w:p>
@@ -1277,7 +1429,27 @@
           <w:sz w:val="18"/>
           <w:highlight w:val="lightGray"/>
         </w:rPr>
-        <w:t xml:space="preserve">: Persons Table -&gt; ID Column: 1, Name_En Column: Motasem Essam] -&gt; </w:t>
+        <w:t xml:space="preserve">: Persons Table -&gt; ID Column: 1, </w:t>
+      </w:r>
+      <w:proofErr w:type="spellStart"/>
+      <w:r>
+        <w:rPr>
+          <w:rFonts w:ascii="Arial" w:hAnsi="Arial"/>
+          <w:color w:val="000000"/>
+          <w:sz w:val="18"/>
+          <w:highlight w:val="lightGray"/>
+        </w:rPr>
+        <w:t>Name_En</w:t>
+      </w:r>
+      <w:proofErr w:type="spellEnd"/>
+      <w:r>
+        <w:rPr>
+          <w:rFonts w:ascii="Arial" w:hAnsi="Arial"/>
+          <w:color w:val="000000"/>
+          <w:sz w:val="18"/>
+          <w:highlight w:val="lightGray"/>
+        </w:rPr>
+        <w:t xml:space="preserve"> Column: Motasem Essam] -&gt; </w:t>
       </w:r>
       <w:r>
         <w:rPr>
@@ -1333,16 +1505,34 @@
           <w:sz w:val="18"/>
           <w:highlight w:val="lightGray"/>
         </w:rPr>
-        <w:t xml:space="preserve"> [6/</w:t>
-      </w:r>
-      <w:r>
-        <w:rPr>
-          <w:rFonts w:ascii="Arial" w:hAnsi="Arial"/>
-          <w:color w:val="000000"/>
-          <w:sz w:val="18"/>
-          <w:highlight w:val="lightGray"/>
-        </w:rPr>
-        <w:t>7</w:t>
+        <w:t xml:space="preserve"> [</w:t>
+      </w:r>
+      <w:r>
+        <w:rPr>
+          <w:rFonts w:ascii="Arial" w:hAnsi="Arial"/>
+          <w:color w:val="000000"/>
+          <w:sz w:val="18"/>
+          <w:highlight w:val="lightGray"/>
+        </w:rPr>
+        <w:t>1</w:t>
+      </w:r>
+      <w:r>
+        <w:rPr>
+          <w:rFonts w:ascii="Arial" w:hAnsi="Arial"/>
+          <w:color w:val="000000"/>
+          <w:sz w:val="18"/>
+          <w:highlight w:val="lightGray"/>
+        </w:rPr>
+        <w:t>/</w:t>
+      </w:r>
+      <w:r>
+        <w:rPr>
+          <w:rFonts w:ascii="Arial" w:hAnsi="Arial"/>
+          <w:color w:val="000000"/>
+          <w:sz w:val="18"/>
+          <w:highlight w:val="lightGray"/>
+        </w:rPr>
+        <w:t>23</w:t>
       </w:r>
       <w:r>
         <w:rPr>
@@ -1484,7 +1674,7 @@
           <w:rFonts w:ascii="Roboto Mono" w:hAnsi="Roboto Mono"/>
         </w:rPr>
         <w:pict w14:anchorId="1B9BDCBD">
-          <v:rect id="_x0000_i1032" style="width:0;height:1.5pt" o:hralign="center" o:hrstd="t" o:hr="t" fillcolor="#a0a0a0" stroked="f"/>
+          <v:rect id="_x0000_i1030" style="width:0;height:1.5pt" o:hralign="center" o:hrstd="t" o:hr="t" fillcolor="#a0a0a0" stroked="f"/>
         </w:pict>
       </w:r>
     </w:p>
@@ -1612,7 +1802,7 @@
           <w:rFonts w:ascii="Roboto Mono" w:hAnsi="Roboto Mono"/>
         </w:rPr>
         <w:pict w14:anchorId="456FF7C1">
-          <v:rect id="_x0000_i1033" style="width:0;height:1.5pt" o:hralign="center" o:hrstd="t" o:hr="t" fillcolor="#a0a0a0" stroked="f"/>
+          <v:rect id="_x0000_i1031" style="width:0;height:1.5pt" o:hralign="center" o:hrstd="t" o:hr="t" fillcolor="#a0a0a0" stroked="f"/>
         </w:pict>
       </w:r>
     </w:p>
@@ -1651,7 +1841,27 @@
           <w:sz w:val="18"/>
           <w:highlight w:val="lightGray"/>
         </w:rPr>
-        <w:t xml:space="preserve">: Persons Table -&gt; ID Column: 1, Name_En Column: Motasem Essam] -&gt; </w:t>
+        <w:t xml:space="preserve">: Persons Table -&gt; ID Column: 1, </w:t>
+      </w:r>
+      <w:proofErr w:type="spellStart"/>
+      <w:r>
+        <w:rPr>
+          <w:rFonts w:ascii="Arial" w:hAnsi="Arial"/>
+          <w:color w:val="000000"/>
+          <w:sz w:val="18"/>
+          <w:highlight w:val="lightGray"/>
+        </w:rPr>
+        <w:t>Name_En</w:t>
+      </w:r>
+      <w:proofErr w:type="spellEnd"/>
+      <w:r>
+        <w:rPr>
+          <w:rFonts w:ascii="Arial" w:hAnsi="Arial"/>
+          <w:color w:val="000000"/>
+          <w:sz w:val="18"/>
+          <w:highlight w:val="lightGray"/>
+        </w:rPr>
+        <w:t xml:space="preserve"> Column: Motasem Essam] -&gt; </w:t>
       </w:r>
       <w:r>
         <w:rPr>
@@ -1707,16 +1917,34 @@
           <w:sz w:val="18"/>
           <w:highlight w:val="lightGray"/>
         </w:rPr>
-        <w:t xml:space="preserve"> [6/</w:t>
-      </w:r>
-      <w:r>
-        <w:rPr>
-          <w:rFonts w:ascii="Arial" w:hAnsi="Arial"/>
-          <w:color w:val="000000"/>
-          <w:sz w:val="18"/>
-          <w:highlight w:val="lightGray"/>
-        </w:rPr>
-        <w:t>7</w:t>
+        <w:t xml:space="preserve"> [</w:t>
+      </w:r>
+      <w:r>
+        <w:rPr>
+          <w:rFonts w:ascii="Arial" w:hAnsi="Arial"/>
+          <w:color w:val="000000"/>
+          <w:sz w:val="18"/>
+          <w:highlight w:val="lightGray"/>
+        </w:rPr>
+        <w:t>1</w:t>
+      </w:r>
+      <w:r>
+        <w:rPr>
+          <w:rFonts w:ascii="Arial" w:hAnsi="Arial"/>
+          <w:color w:val="000000"/>
+          <w:sz w:val="18"/>
+          <w:highlight w:val="lightGray"/>
+        </w:rPr>
+        <w:t>/</w:t>
+      </w:r>
+      <w:r>
+        <w:rPr>
+          <w:rFonts w:ascii="Arial" w:hAnsi="Arial"/>
+          <w:color w:val="000000"/>
+          <w:sz w:val="18"/>
+          <w:highlight w:val="lightGray"/>
+        </w:rPr>
+        <w:t>23</w:t>
       </w:r>
       <w:r>
         <w:rPr>
@@ -1867,7 +2095,7 @@
           <w:rFonts w:ascii="Roboto Mono" w:hAnsi="Roboto Mono"/>
         </w:rPr>
         <w:pict w14:anchorId="738090AF">
-          <v:rect id="_x0000_i1034" style="width:0;height:1.5pt" o:hralign="center" o:hrstd="t" o:hr="t" fillcolor="#a0a0a0" stroked="f"/>
+          <v:rect id="_x0000_i1032" style="width:0;height:1.5pt" o:hralign="center" o:hrstd="t" o:hr="t" fillcolor="#a0a0a0" stroked="f"/>
         </w:pict>
       </w:r>
     </w:p>
@@ -2065,7 +2293,7 @@
           <w:rFonts w:ascii="Roboto Mono" w:hAnsi="Roboto Mono"/>
         </w:rPr>
         <w:pict w14:anchorId="263B8728">
-          <v:rect id="_x0000_i1035" style="width:0;height:1.5pt" o:hralign="center" o:hrstd="t" o:hr="t" fillcolor="#a0a0a0" stroked="f"/>
+          <v:rect id="_x0000_i1033" style="width:0;height:1.5pt" o:hralign="center" o:hrstd="t" o:hr="t" fillcolor="#a0a0a0" stroked="f"/>
         </w:pict>
       </w:r>
     </w:p>
@@ -2104,7 +2332,27 @@
           <w:sz w:val="18"/>
           <w:highlight w:val="lightGray"/>
         </w:rPr>
-        <w:t xml:space="preserve">: Persons Table -&gt; ID Column: 1, Name_En Column: Motasem Essam] -&gt; </w:t>
+        <w:t xml:space="preserve">: Persons Table -&gt; ID Column: 1, </w:t>
+      </w:r>
+      <w:proofErr w:type="spellStart"/>
+      <w:r>
+        <w:rPr>
+          <w:rFonts w:ascii="Arial" w:hAnsi="Arial"/>
+          <w:color w:val="000000"/>
+          <w:sz w:val="18"/>
+          <w:highlight w:val="lightGray"/>
+        </w:rPr>
+        <w:t>Name_En</w:t>
+      </w:r>
+      <w:proofErr w:type="spellEnd"/>
+      <w:r>
+        <w:rPr>
+          <w:rFonts w:ascii="Arial" w:hAnsi="Arial"/>
+          <w:color w:val="000000"/>
+          <w:sz w:val="18"/>
+          <w:highlight w:val="lightGray"/>
+        </w:rPr>
+        <w:t xml:space="preserve"> Column: Motasem Essam] -&gt; </w:t>
       </w:r>
       <w:r>
         <w:rPr>
@@ -2160,16 +2408,34 @@
           <w:sz w:val="18"/>
           <w:highlight w:val="lightGray"/>
         </w:rPr>
-        <w:t xml:space="preserve"> [6/</w:t>
-      </w:r>
-      <w:r>
-        <w:rPr>
-          <w:rFonts w:ascii="Arial" w:hAnsi="Arial"/>
-          <w:color w:val="000000"/>
-          <w:sz w:val="18"/>
-          <w:highlight w:val="lightGray"/>
-        </w:rPr>
-        <w:t>7</w:t>
+        <w:t xml:space="preserve"> [</w:t>
+      </w:r>
+      <w:r>
+        <w:rPr>
+          <w:rFonts w:ascii="Arial" w:hAnsi="Arial"/>
+          <w:color w:val="000000"/>
+          <w:sz w:val="18"/>
+          <w:highlight w:val="lightGray"/>
+        </w:rPr>
+        <w:t>1</w:t>
+      </w:r>
+      <w:r>
+        <w:rPr>
+          <w:rFonts w:ascii="Arial" w:hAnsi="Arial"/>
+          <w:color w:val="000000"/>
+          <w:sz w:val="18"/>
+          <w:highlight w:val="lightGray"/>
+        </w:rPr>
+        <w:t>/</w:t>
+      </w:r>
+      <w:r>
+        <w:rPr>
+          <w:rFonts w:ascii="Arial" w:hAnsi="Arial"/>
+          <w:color w:val="000000"/>
+          <w:sz w:val="18"/>
+          <w:highlight w:val="lightGray"/>
+        </w:rPr>
+        <w:t>23</w:t>
       </w:r>
       <w:r>
         <w:rPr>
@@ -2222,7 +2488,7 @@
           <w:rFonts w:ascii="Roboto Mono" w:hAnsi="Roboto Mono"/>
         </w:rPr>
         <w:pict w14:anchorId="54BCCD7E">
-          <v:rect id="_x0000_i1036" style="width:0;height:1.5pt" o:hralign="center" o:hrstd="t" o:hr="t" fillcolor="#a0a0a0" stroked="f"/>
+          <v:rect id="_x0000_i1034" style="width:0;height:1.5pt" o:hralign="center" o:hrstd="t" o:hr="t" fillcolor="#a0a0a0" stroked="f"/>
         </w:pict>
       </w:r>
     </w:p>
@@ -2613,7 +2879,7 @@
           <w:rFonts w:ascii="Roboto Mono" w:hAnsi="Roboto Mono"/>
         </w:rPr>
         <w:pict w14:anchorId="6A242AF2">
-          <v:rect id="_x0000_i1037" style="width:0;height:1.5pt" o:hralign="center" o:hrstd="t" o:hr="t" fillcolor="#a0a0a0" stroked="f"/>
+          <v:rect id="_x0000_i1035" style="width:0;height:1.5pt" o:hralign="center" o:hrstd="t" o:hr="t" fillcolor="#a0a0a0" stroked="f"/>
         </w:pict>
       </w:r>
     </w:p>
@@ -2731,7 +2997,7 @@
           <w:rFonts w:ascii="Roboto Mono" w:hAnsi="Roboto Mono"/>
         </w:rPr>
         <w:pict w14:anchorId="08906D65">
-          <v:rect id="_x0000_i1038" style="width:0;height:1.5pt" o:hralign="center" o:hrstd="t" o:hr="t" fillcolor="#a0a0a0" stroked="f"/>
+          <v:rect id="_x0000_i1036" style="width:0;height:1.5pt" o:hralign="center" o:hrstd="t" o:hr="t" fillcolor="#a0a0a0" stroked="f"/>
         </w:pict>
       </w:r>
     </w:p>
@@ -2770,7 +3036,27 @@
           <w:sz w:val="18"/>
           <w:highlight w:val="lightGray"/>
         </w:rPr>
-        <w:t xml:space="preserve">: Persons Table -&gt; ID Column: 1, Name_En Column: Motasem Essam] -&gt; </w:t>
+        <w:t xml:space="preserve">: Persons Table -&gt; ID Column: 1, </w:t>
+      </w:r>
+      <w:proofErr w:type="spellStart"/>
+      <w:r>
+        <w:rPr>
+          <w:rFonts w:ascii="Arial" w:hAnsi="Arial"/>
+          <w:color w:val="000000"/>
+          <w:sz w:val="18"/>
+          <w:highlight w:val="lightGray"/>
+        </w:rPr>
+        <w:t>Name_En</w:t>
+      </w:r>
+      <w:proofErr w:type="spellEnd"/>
+      <w:r>
+        <w:rPr>
+          <w:rFonts w:ascii="Arial" w:hAnsi="Arial"/>
+          <w:color w:val="000000"/>
+          <w:sz w:val="18"/>
+          <w:highlight w:val="lightGray"/>
+        </w:rPr>
+        <w:t xml:space="preserve"> Column: Motasem Essam] -&gt; </w:t>
       </w:r>
       <w:r>
         <w:rPr>
@@ -2826,16 +3112,34 @@
           <w:sz w:val="18"/>
           <w:highlight w:val="lightGray"/>
         </w:rPr>
-        <w:t xml:space="preserve"> [6/</w:t>
-      </w:r>
-      <w:r>
-        <w:rPr>
-          <w:rFonts w:ascii="Arial" w:hAnsi="Arial"/>
-          <w:color w:val="000000"/>
-          <w:sz w:val="18"/>
-          <w:highlight w:val="lightGray"/>
-        </w:rPr>
-        <w:t>7</w:t>
+        <w:t xml:space="preserve"> [</w:t>
+      </w:r>
+      <w:r>
+        <w:rPr>
+          <w:rFonts w:ascii="Arial" w:hAnsi="Arial"/>
+          <w:color w:val="000000"/>
+          <w:sz w:val="18"/>
+          <w:highlight w:val="lightGray"/>
+        </w:rPr>
+        <w:t>1</w:t>
+      </w:r>
+      <w:r>
+        <w:rPr>
+          <w:rFonts w:ascii="Arial" w:hAnsi="Arial"/>
+          <w:color w:val="000000"/>
+          <w:sz w:val="18"/>
+          <w:highlight w:val="lightGray"/>
+        </w:rPr>
+        <w:t>/</w:t>
+      </w:r>
+      <w:r>
+        <w:rPr>
+          <w:rFonts w:ascii="Arial" w:hAnsi="Arial"/>
+          <w:color w:val="000000"/>
+          <w:sz w:val="18"/>
+          <w:highlight w:val="lightGray"/>
+        </w:rPr>
+        <w:t>23</w:t>
       </w:r>
       <w:r>
         <w:rPr>
@@ -2993,7 +3297,7 @@
           <w:rFonts w:ascii="Roboto Mono" w:hAnsi="Roboto Mono"/>
         </w:rPr>
         <w:pict w14:anchorId="27C16940">
-          <v:rect id="_x0000_i1039" style="width:0;height:1.5pt" o:hralign="center" o:hrstd="t" o:hr="t" fillcolor="#a0a0a0" stroked="f"/>
+          <v:rect id="_x0000_i1037" style="width:0;height:1.5pt" o:hralign="center" o:hrstd="t" o:hr="t" fillcolor="#a0a0a0" stroked="f"/>
         </w:pict>
       </w:r>
     </w:p>
@@ -3098,7 +3402,7 @@
           <w:rFonts w:ascii="Roboto Mono" w:hAnsi="Roboto Mono"/>
         </w:rPr>
         <w:pict w14:anchorId="41EF8083">
-          <v:rect id="_x0000_i1040" style="width:0;height:1.5pt" o:hralign="center" o:hrstd="t" o:hr="t" fillcolor="#a0a0a0" stroked="f"/>
+          <v:rect id="_x0000_i1038" style="width:0;height:1.5pt" o:hralign="center" o:hrstd="t" o:hr="t" fillcolor="#a0a0a0" stroked="f"/>
         </w:pict>
       </w:r>
     </w:p>
@@ -3202,7 +3506,7 @@
           <w:rFonts w:ascii="Roboto Mono" w:hAnsi="Roboto Mono"/>
         </w:rPr>
         <w:pict w14:anchorId="1C21E747">
-          <v:rect id="_x0000_i1041" style="width:0;height:1.5pt" o:hralign="center" o:hrstd="t" o:hr="t" fillcolor="#a0a0a0" stroked="f"/>
+          <v:rect id="_x0000_i1039" style="width:0;height:1.5pt" o:hralign="center" o:hrstd="t" o:hr="t" fillcolor="#a0a0a0" stroked="f"/>
         </w:pict>
       </w:r>
     </w:p>
@@ -3241,7 +3545,27 @@
           <w:sz w:val="18"/>
           <w:highlight w:val="lightGray"/>
         </w:rPr>
-        <w:t xml:space="preserve">: Persons Table -&gt; ID Column: 1, Name_En Column: Motasem Essam] -&gt; </w:t>
+        <w:t xml:space="preserve">: Persons Table -&gt; ID Column: 1, </w:t>
+      </w:r>
+      <w:proofErr w:type="spellStart"/>
+      <w:r>
+        <w:rPr>
+          <w:rFonts w:ascii="Arial" w:hAnsi="Arial"/>
+          <w:color w:val="000000"/>
+          <w:sz w:val="18"/>
+          <w:highlight w:val="lightGray"/>
+        </w:rPr>
+        <w:t>Name_En</w:t>
+      </w:r>
+      <w:proofErr w:type="spellEnd"/>
+      <w:r>
+        <w:rPr>
+          <w:rFonts w:ascii="Arial" w:hAnsi="Arial"/>
+          <w:color w:val="000000"/>
+          <w:sz w:val="18"/>
+          <w:highlight w:val="lightGray"/>
+        </w:rPr>
+        <w:t xml:space="preserve"> Column: Motasem Essam] -&gt; </w:t>
       </w:r>
       <w:r>
         <w:rPr>
@@ -3297,16 +3621,34 @@
           <w:sz w:val="18"/>
           <w:highlight w:val="lightGray"/>
         </w:rPr>
-        <w:t xml:space="preserve"> [6/</w:t>
-      </w:r>
-      <w:r>
-        <w:rPr>
-          <w:rFonts w:ascii="Arial" w:hAnsi="Arial"/>
-          <w:color w:val="000000"/>
-          <w:sz w:val="18"/>
-          <w:highlight w:val="lightGray"/>
-        </w:rPr>
-        <w:t>7</w:t>
+        <w:t xml:space="preserve"> [</w:t>
+      </w:r>
+      <w:r>
+        <w:rPr>
+          <w:rFonts w:ascii="Arial" w:hAnsi="Arial"/>
+          <w:color w:val="000000"/>
+          <w:sz w:val="18"/>
+          <w:highlight w:val="lightGray"/>
+        </w:rPr>
+        <w:t>1</w:t>
+      </w:r>
+      <w:r>
+        <w:rPr>
+          <w:rFonts w:ascii="Arial" w:hAnsi="Arial"/>
+          <w:color w:val="000000"/>
+          <w:sz w:val="18"/>
+          <w:highlight w:val="lightGray"/>
+        </w:rPr>
+        <w:t>/</w:t>
+      </w:r>
+      <w:r>
+        <w:rPr>
+          <w:rFonts w:ascii="Arial" w:hAnsi="Arial"/>
+          <w:color w:val="000000"/>
+          <w:sz w:val="18"/>
+          <w:highlight w:val="lightGray"/>
+        </w:rPr>
+        <w:t>23</w:t>
       </w:r>
       <w:r>
         <w:rPr>
@@ -3359,7 +3701,7 @@
           <w:rFonts w:ascii="Roboto Mono" w:hAnsi="Roboto Mono"/>
         </w:rPr>
         <w:pict w14:anchorId="5BB23F6C">
-          <v:rect id="_x0000_i1042" style="width:0;height:1.5pt" o:hralign="center" o:hrstd="t" o:hr="t" fillcolor="#a0a0a0" stroked="f"/>
+          <v:rect id="_x0000_i1040" style="width:0;height:1.5pt" o:hralign="center" o:hrstd="t" o:hr="t" fillcolor="#a0a0a0" stroked="f"/>
         </w:pict>
       </w:r>
     </w:p>
@@ -3699,124 +4041,309 @@
           <w:rFonts w:ascii="Roboto Mono" w:hAnsi="Roboto Mono"/>
         </w:rPr>
         <w:pict w14:anchorId="6037E7A7">
+          <v:rect id="_x0000_i1041" style="width:0;height:1.5pt" o:hralign="center" o:hrstd="t" o:hr="t" fillcolor="#a0a0a0" stroked="f"/>
+        </w:pict>
+      </w:r>
+    </w:p>
+    <w:p>
+      <w:pPr>
+        <w:pStyle w:val="Heading3"/>
+      </w:pPr>
+      <w:r>
+        <w:t>7️</w:t>
+      </w:r>
+      <w:r>
+        <w:rPr>
+          <w:rFonts w:ascii="Segoe UI Symbol" w:hAnsi="Segoe UI Symbol" w:cs="Segoe UI Symbol"/>
+        </w:rPr>
+        <w:t>⃣</w:t>
+      </w:r>
+      <w:r>
+        <w:t xml:space="preserve"> Define Project Scope</w:t>
+      </w:r>
+    </w:p>
+    <w:p>
+      <w:r>
+        <w:rPr>
+          <w:rFonts w:ascii="Arial" w:hAnsi="Arial"/>
+          <w:b/>
+          <w:color w:val="000000"/>
+          <w:sz w:val="18"/>
+          <w:highlight w:val="lightGray"/>
+        </w:rPr>
+        <w:t># Source: AI Source: Provided by: [Data Path</w:t>
+      </w:r>
+      <w:r>
+        <w:rPr>
+          <w:rFonts w:ascii="Arial" w:hAnsi="Arial"/>
+          <w:color w:val="000000"/>
+          <w:sz w:val="18"/>
+          <w:highlight w:val="lightGray"/>
+        </w:rPr>
+        <w:t xml:space="preserve">: Persons Table -&gt; ID Column: 1, </w:t>
+      </w:r>
+      <w:proofErr w:type="spellStart"/>
+      <w:r>
+        <w:rPr>
+          <w:rFonts w:ascii="Arial" w:hAnsi="Arial"/>
+          <w:color w:val="000000"/>
+          <w:sz w:val="18"/>
+          <w:highlight w:val="lightGray"/>
+        </w:rPr>
+        <w:t>Name_En</w:t>
+      </w:r>
+      <w:proofErr w:type="spellEnd"/>
+      <w:r>
+        <w:rPr>
+          <w:rFonts w:ascii="Arial" w:hAnsi="Arial"/>
+          <w:color w:val="000000"/>
+          <w:sz w:val="18"/>
+          <w:highlight w:val="lightGray"/>
+        </w:rPr>
+        <w:t xml:space="preserve"> Column: Motasem Essam] -&gt; </w:t>
+      </w:r>
+      <w:r>
+        <w:rPr>
+          <w:rFonts w:ascii="Arial" w:hAnsi="Arial"/>
+          <w:b/>
+          <w:color w:val="000000"/>
+          <w:sz w:val="18"/>
+          <w:highlight w:val="lightGray"/>
+        </w:rPr>
+        <w:t>From:</w:t>
+      </w:r>
+      <w:r>
+        <w:rPr>
+          <w:rFonts w:ascii="Arial" w:hAnsi="Arial"/>
+          <w:color w:val="000000"/>
+          <w:sz w:val="18"/>
+          <w:highlight w:val="lightGray"/>
+        </w:rPr>
+        <w:t xml:space="preserve"> [</w:t>
+      </w:r>
+      <w:r>
+        <w:rPr>
+          <w:rFonts w:ascii="Arial" w:eastAsia="Arial" w:hAnsi="Arial" w:cs="Arial"/>
+          <w:color w:val="000000"/>
+          <w:sz w:val="18"/>
+          <w:highlight w:val="lightGray"/>
+        </w:rPr>
+        <w:t>ChatGPT</w:t>
+      </w:r>
+      <w:r>
+        <w:rPr>
+          <w:rFonts w:ascii="Arial" w:hAnsi="Arial"/>
+          <w:color w:val="000000"/>
+          <w:sz w:val="18"/>
+          <w:highlight w:val="lightGray"/>
+        </w:rPr>
+        <w:t xml:space="preserve">] </w:t>
+      </w:r>
+      <w:r>
+        <w:rPr>
+          <w:rFonts w:ascii="Arial" w:hAnsi="Arial"/>
+          <w:b/>
+          <w:color w:val="000000"/>
+          <w:sz w:val="18"/>
+          <w:highlight w:val="lightGray"/>
+        </w:rPr>
+        <w:t>on</w:t>
+      </w:r>
+      <w:r>
+        <w:rPr>
+          <w:rFonts w:ascii="Arial" w:hAnsi="Arial"/>
+          <w:color w:val="000000"/>
+          <w:sz w:val="18"/>
+          <w:highlight w:val="lightGray"/>
+        </w:rPr>
+        <w:t xml:space="preserve"> [</w:t>
+      </w:r>
+      <w:r>
+        <w:rPr>
+          <w:rFonts w:ascii="Arial" w:hAnsi="Arial"/>
+          <w:color w:val="000000"/>
+          <w:sz w:val="18"/>
+          <w:highlight w:val="lightGray"/>
+        </w:rPr>
+        <w:t>1</w:t>
+      </w:r>
+      <w:r>
+        <w:rPr>
+          <w:rFonts w:ascii="Arial" w:hAnsi="Arial"/>
+          <w:color w:val="000000"/>
+          <w:sz w:val="18"/>
+          <w:highlight w:val="lightGray"/>
+        </w:rPr>
+        <w:t>/</w:t>
+      </w:r>
+      <w:r>
+        <w:rPr>
+          <w:rFonts w:ascii="Arial" w:hAnsi="Arial"/>
+          <w:color w:val="000000"/>
+          <w:sz w:val="18"/>
+          <w:highlight w:val="lightGray"/>
+        </w:rPr>
+        <w:t>23</w:t>
+      </w:r>
+      <w:r>
+        <w:rPr>
+          <w:rFonts w:ascii="Arial" w:hAnsi="Arial"/>
+          <w:color w:val="000000"/>
+          <w:sz w:val="18"/>
+          <w:highlight w:val="lightGray"/>
+        </w:rPr>
+        <w:t>/2026]</w:t>
+      </w:r>
+    </w:p>
+    <w:p>
+      <w:pPr>
+        <w:rPr>
+          <w:rFonts w:ascii="Roboto Mono" w:hAnsi="Roboto Mono"/>
+          <w:b/>
+          <w:bCs/>
+        </w:rPr>
+      </w:pPr>
+      <w:r>
+        <w:rPr>
+          <w:rFonts w:ascii="Roboto Mono" w:hAnsi="Roboto Mono"/>
+          <w:b/>
+          <w:bCs/>
+        </w:rPr>
+        <w:t>Definition</w:t>
+      </w:r>
+    </w:p>
+    <w:p>
+      <w:pPr>
+        <w:rPr>
+          <w:rFonts w:ascii="Roboto Mono" w:hAnsi="Roboto Mono"/>
+        </w:rPr>
+      </w:pPr>
+      <w:r>
+        <w:rPr>
+          <w:rFonts w:ascii="Roboto Mono" w:hAnsi="Roboto Mono"/>
+        </w:rPr>
+        <w:t>Defines what the software will include and exclude.</w:t>
+      </w:r>
+    </w:p>
+    <w:p>
+      <w:pPr>
+        <w:rPr>
+          <w:rFonts w:ascii="Roboto Mono" w:hAnsi="Roboto Mono"/>
+        </w:rPr>
+      </w:pPr>
+      <w:r>
+        <w:rPr>
+          <w:rFonts w:ascii="Roboto Mono" w:hAnsi="Roboto Mono"/>
+        </w:rPr>
+        <w:pict w14:anchorId="5BBECE34">
+          <v:rect id="_x0000_i1042" style="width:0;height:1.5pt" o:hralign="center" o:hrstd="t" o:hr="t" fillcolor="#a0a0a0" stroked="f"/>
+        </w:pict>
+      </w:r>
+    </w:p>
+    <w:p>
+      <w:pPr>
+        <w:rPr>
+          <w:rFonts w:ascii="Roboto Mono" w:hAnsi="Roboto Mono"/>
+        </w:rPr>
+      </w:pPr>
+      <w:r>
+        <w:rPr>
+          <w:rFonts w:ascii="Roboto Mono" w:hAnsi="Roboto Mono"/>
+        </w:rPr>
+        <w:t>Example:</w:t>
+      </w:r>
+    </w:p>
+    <w:p>
+      <w:pPr>
+        <w:rPr>
+          <w:rFonts w:ascii="Roboto Mono" w:hAnsi="Roboto Mono"/>
+          <w:b/>
+          <w:bCs/>
+        </w:rPr>
+      </w:pPr>
+      <w:r>
+        <w:rPr>
+          <w:rFonts w:ascii="Roboto Mono" w:hAnsi="Roboto Mono"/>
+          <w:b/>
+          <w:bCs/>
+        </w:rPr>
+        <w:t>Included:</w:t>
+      </w:r>
+    </w:p>
+    <w:p>
+      <w:pPr>
+        <w:rPr>
+          <w:rFonts w:ascii="Roboto Mono" w:hAnsi="Roboto Mono"/>
+        </w:rPr>
+      </w:pPr>
+      <w:r>
+        <w:rPr>
+          <w:rFonts w:ascii="Segoe UI Emoji" w:hAnsi="Segoe UI Emoji" w:cs="Segoe UI Emoji"/>
+        </w:rPr>
+        <w:t>✅</w:t>
+      </w:r>
+      <w:r>
+        <w:rPr>
+          <w:rFonts w:ascii="Roboto Mono" w:hAnsi="Roboto Mono"/>
+        </w:rPr>
+        <w:t xml:space="preserve"> User registration</w:t>
+      </w:r>
+    </w:p>
+    <w:p>
+      <w:pPr>
+        <w:rPr>
+          <w:rFonts w:ascii="Roboto Mono" w:hAnsi="Roboto Mono"/>
+        </w:rPr>
+      </w:pPr>
+      <w:r>
+        <w:rPr>
+          <w:rFonts w:ascii="Segoe UI Emoji" w:hAnsi="Segoe UI Emoji" w:cs="Segoe UI Emoji"/>
+        </w:rPr>
+        <w:t>✅</w:t>
+      </w:r>
+      <w:r>
+        <w:rPr>
+          <w:rFonts w:ascii="Roboto Mono" w:hAnsi="Roboto Mono"/>
+        </w:rPr>
+        <w:t xml:space="preserve"> Product search</w:t>
+      </w:r>
+    </w:p>
+    <w:p>
+      <w:pPr>
+        <w:rPr>
+          <w:rFonts w:ascii="Roboto Mono" w:hAnsi="Roboto Mono"/>
+        </w:rPr>
+      </w:pPr>
+      <w:r>
+        <w:rPr>
+          <w:rFonts w:ascii="Segoe UI Emoji" w:hAnsi="Segoe UI Emoji" w:cs="Segoe UI Emoji"/>
+        </w:rPr>
+        <w:t>✅</w:t>
+      </w:r>
+      <w:r>
+        <w:rPr>
+          <w:rFonts w:ascii="Roboto Mono" w:hAnsi="Roboto Mono"/>
+        </w:rPr>
+        <w:t xml:space="preserve"> Online payment</w:t>
+      </w:r>
+    </w:p>
+    <w:p>
+      <w:pPr>
+        <w:rPr>
+          <w:rFonts w:ascii="Roboto Mono" w:hAnsi="Roboto Mono"/>
+        </w:rPr>
+      </w:pPr>
+      <w:r>
+        <w:rPr>
+          <w:rFonts w:ascii="Roboto Mono" w:hAnsi="Roboto Mono"/>
+        </w:rPr>
+        <w:pict w14:anchorId="41F9873E">
           <v:rect id="_x0000_i1043" style="width:0;height:1.5pt" o:hralign="center" o:hrstd="t" o:hr="t" fillcolor="#a0a0a0" stroked="f"/>
         </w:pict>
       </w:r>
     </w:p>
     <w:p>
       <w:pPr>
-        <w:pStyle w:val="Heading3"/>
-      </w:pPr>
-      <w:r>
-        <w:t>7️</w:t>
-      </w:r>
-      <w:r>
-        <w:rPr>
-          <w:rFonts w:ascii="Segoe UI Symbol" w:hAnsi="Segoe UI Symbol" w:cs="Segoe UI Symbol"/>
-        </w:rPr>
-        <w:t>⃣</w:t>
-      </w:r>
-      <w:r>
-        <w:t xml:space="preserve"> Define Project Scope</w:t>
-      </w:r>
-    </w:p>
-    <w:p>
-      <w:r>
-        <w:rPr>
-          <w:rFonts w:ascii="Arial" w:hAnsi="Arial"/>
-          <w:b/>
-          <w:color w:val="000000"/>
-          <w:sz w:val="18"/>
-          <w:highlight w:val="lightGray"/>
-        </w:rPr>
-        <w:t># Source: AI Source: Provided by: [Data Path</w:t>
-      </w:r>
-      <w:r>
-        <w:rPr>
-          <w:rFonts w:ascii="Arial" w:hAnsi="Arial"/>
-          <w:color w:val="000000"/>
-          <w:sz w:val="18"/>
-          <w:highlight w:val="lightGray"/>
-        </w:rPr>
-        <w:t xml:space="preserve">: Persons Table -&gt; ID Column: 1, Name_En Column: Motasem Essam] -&gt; </w:t>
-      </w:r>
-      <w:r>
-        <w:rPr>
-          <w:rFonts w:ascii="Arial" w:hAnsi="Arial"/>
-          <w:b/>
-          <w:color w:val="000000"/>
-          <w:sz w:val="18"/>
-          <w:highlight w:val="lightGray"/>
-        </w:rPr>
-        <w:t>From:</w:t>
-      </w:r>
-      <w:r>
-        <w:rPr>
-          <w:rFonts w:ascii="Arial" w:hAnsi="Arial"/>
-          <w:color w:val="000000"/>
-          <w:sz w:val="18"/>
-          <w:highlight w:val="lightGray"/>
-        </w:rPr>
-        <w:t xml:space="preserve"> [</w:t>
-      </w:r>
-      <w:r>
-        <w:rPr>
-          <w:rFonts w:ascii="Arial" w:eastAsia="Arial" w:hAnsi="Arial" w:cs="Arial"/>
-          <w:color w:val="000000"/>
-          <w:sz w:val="18"/>
-          <w:highlight w:val="lightGray"/>
-        </w:rPr>
-        <w:t>ChatGPT</w:t>
-      </w:r>
-      <w:r>
-        <w:rPr>
-          <w:rFonts w:ascii="Arial" w:hAnsi="Arial"/>
-          <w:color w:val="000000"/>
-          <w:sz w:val="18"/>
-          <w:highlight w:val="lightGray"/>
-        </w:rPr>
-        <w:t xml:space="preserve">] </w:t>
-      </w:r>
-      <w:r>
-        <w:rPr>
-          <w:rFonts w:ascii="Arial" w:hAnsi="Arial"/>
-          <w:b/>
-          <w:color w:val="000000"/>
-          <w:sz w:val="18"/>
-          <w:highlight w:val="lightGray"/>
-        </w:rPr>
-        <w:t>on</w:t>
-      </w:r>
-      <w:r>
-        <w:rPr>
-          <w:rFonts w:ascii="Arial" w:hAnsi="Arial"/>
-          <w:color w:val="000000"/>
-          <w:sz w:val="18"/>
-          <w:highlight w:val="lightGray"/>
-        </w:rPr>
-        <w:t xml:space="preserve"> [6/</w:t>
-      </w:r>
-      <w:r>
-        <w:rPr>
-          <w:rFonts w:ascii="Arial" w:hAnsi="Arial"/>
-          <w:color w:val="000000"/>
-          <w:sz w:val="18"/>
-          <w:highlight w:val="lightGray"/>
-        </w:rPr>
-        <w:t>7</w:t>
-      </w:r>
-      <w:r>
-        <w:rPr>
-          <w:rFonts w:ascii="Arial" w:hAnsi="Arial"/>
-          <w:color w:val="000000"/>
-          <w:sz w:val="18"/>
-          <w:highlight w:val="lightGray"/>
-        </w:rPr>
-        <w:t>/2026]</w:t>
-      </w:r>
-    </w:p>
-    <w:p>
-      <w:pPr>
         <w:rPr>
           <w:rFonts w:ascii="Roboto Mono" w:hAnsi="Roboto Mono"/>
           <w:b/>
@@ -3829,255 +4356,165 @@
           <w:b/>
           <w:bCs/>
         </w:rPr>
-        <w:t>Definition</w:t>
-      </w:r>
-    </w:p>
-    <w:p>
-      <w:pPr>
-        <w:rPr>
-          <w:rFonts w:ascii="Roboto Mono" w:hAnsi="Roboto Mono"/>
-        </w:rPr>
-      </w:pPr>
-      <w:r>
-        <w:rPr>
-          <w:rFonts w:ascii="Roboto Mono" w:hAnsi="Roboto Mono"/>
-        </w:rPr>
-        <w:t>Defines what the software will include and exclude.</w:t>
-      </w:r>
-    </w:p>
-    <w:p>
-      <w:pPr>
-        <w:rPr>
-          <w:rFonts w:ascii="Roboto Mono" w:hAnsi="Roboto Mono"/>
-        </w:rPr>
-      </w:pPr>
-      <w:r>
-        <w:rPr>
-          <w:rFonts w:ascii="Roboto Mono" w:hAnsi="Roboto Mono"/>
-        </w:rPr>
-        <w:pict w14:anchorId="5BBECE34">
+        <w:t>Not Included:</w:t>
+      </w:r>
+    </w:p>
+    <w:p>
+      <w:pPr>
+        <w:rPr>
+          <w:rFonts w:ascii="Roboto Mono" w:hAnsi="Roboto Mono"/>
+        </w:rPr>
+      </w:pPr>
+      <w:r>
+        <w:rPr>
+          <w:rFonts w:ascii="Segoe UI Emoji" w:hAnsi="Segoe UI Emoji" w:cs="Segoe UI Emoji"/>
+        </w:rPr>
+        <w:t>❌</w:t>
+      </w:r>
+      <w:r>
+        <w:rPr>
+          <w:rFonts w:ascii="Roboto Mono" w:hAnsi="Roboto Mono"/>
+        </w:rPr>
+        <w:t xml:space="preserve"> Mobile application</w:t>
+      </w:r>
+    </w:p>
+    <w:p>
+      <w:pPr>
+        <w:rPr>
+          <w:rFonts w:ascii="Roboto Mono" w:hAnsi="Roboto Mono"/>
+        </w:rPr>
+      </w:pPr>
+      <w:r>
+        <w:rPr>
+          <w:rFonts w:ascii="Segoe UI Emoji" w:hAnsi="Segoe UI Emoji" w:cs="Segoe UI Emoji"/>
+        </w:rPr>
+        <w:t>❌</w:t>
+      </w:r>
+      <w:r>
+        <w:rPr>
+          <w:rFonts w:ascii="Roboto Mono" w:hAnsi="Roboto Mono"/>
+        </w:rPr>
+        <w:t xml:space="preserve"> AI recommendations</w:t>
+      </w:r>
+    </w:p>
+    <w:p>
+      <w:pPr>
+        <w:rPr>
+          <w:rFonts w:ascii="Roboto Mono" w:hAnsi="Roboto Mono"/>
+        </w:rPr>
+      </w:pPr>
+      <w:r>
+        <w:rPr>
+          <w:rFonts w:ascii="Roboto Mono" w:hAnsi="Roboto Mono"/>
+        </w:rPr>
+        <w:pict w14:anchorId="1CC63403">
           <v:rect id="_x0000_i1044" style="width:0;height:1.5pt" o:hralign="center" o:hrstd="t" o:hr="t" fillcolor="#a0a0a0" stroked="f"/>
         </w:pict>
       </w:r>
     </w:p>
     <w:p>
       <w:pPr>
-        <w:rPr>
-          <w:rFonts w:ascii="Roboto Mono" w:hAnsi="Roboto Mono"/>
-        </w:rPr>
-      </w:pPr>
-      <w:r>
-        <w:rPr>
-          <w:rFonts w:ascii="Roboto Mono" w:hAnsi="Roboto Mono"/>
-        </w:rPr>
-        <w:t>Example:</w:t>
-      </w:r>
-    </w:p>
-    <w:p>
-      <w:pPr>
-        <w:rPr>
-          <w:rFonts w:ascii="Roboto Mono" w:hAnsi="Roboto Mono"/>
+        <w:pStyle w:val="Heading3"/>
+      </w:pPr>
+      <w:r>
+        <w:t>8️</w:t>
+      </w:r>
+      <w:r>
+        <w:rPr>
+          <w:rFonts w:ascii="Segoe UI Symbol" w:hAnsi="Segoe UI Symbol" w:cs="Segoe UI Symbol"/>
+        </w:rPr>
+        <w:t>⃣</w:t>
+      </w:r>
+      <w:r>
+        <w:t xml:space="preserve"> Create Project Plan</w:t>
+      </w:r>
+    </w:p>
+    <w:p>
+      <w:r>
+        <w:rPr>
+          <w:rFonts w:ascii="Arial" w:hAnsi="Arial"/>
           <w:b/>
-          <w:bCs/>
-        </w:rPr>
-      </w:pPr>
-      <w:r>
-        <w:rPr>
-          <w:rFonts w:ascii="Roboto Mono" w:hAnsi="Roboto Mono"/>
+          <w:color w:val="000000"/>
+          <w:sz w:val="18"/>
+          <w:highlight w:val="lightGray"/>
+        </w:rPr>
+        <w:t># Source: AI Source: Provided by: [Data Path</w:t>
+      </w:r>
+      <w:r>
+        <w:rPr>
+          <w:rFonts w:ascii="Arial" w:hAnsi="Arial"/>
+          <w:color w:val="000000"/>
+          <w:sz w:val="18"/>
+          <w:highlight w:val="lightGray"/>
+        </w:rPr>
+        <w:t xml:space="preserve">: Persons Table -&gt; ID Column: 1, </w:t>
+      </w:r>
+      <w:proofErr w:type="spellStart"/>
+      <w:r>
+        <w:rPr>
+          <w:rFonts w:ascii="Arial" w:hAnsi="Arial"/>
+          <w:color w:val="000000"/>
+          <w:sz w:val="18"/>
+          <w:highlight w:val="lightGray"/>
+        </w:rPr>
+        <w:t>Name_En</w:t>
+      </w:r>
+      <w:proofErr w:type="spellEnd"/>
+      <w:r>
+        <w:rPr>
+          <w:rFonts w:ascii="Arial" w:hAnsi="Arial"/>
+          <w:color w:val="000000"/>
+          <w:sz w:val="18"/>
+          <w:highlight w:val="lightGray"/>
+        </w:rPr>
+        <w:t xml:space="preserve"> Column: Motasem Essam] -&gt; </w:t>
+      </w:r>
+      <w:r>
+        <w:rPr>
+          <w:rFonts w:ascii="Arial" w:hAnsi="Arial"/>
           <w:b/>
-          <w:bCs/>
-        </w:rPr>
-        <w:t>Included:</w:t>
-      </w:r>
-    </w:p>
-    <w:p>
-      <w:pPr>
-        <w:rPr>
-          <w:rFonts w:ascii="Roboto Mono" w:hAnsi="Roboto Mono"/>
-        </w:rPr>
-      </w:pPr>
-      <w:r>
-        <w:rPr>
-          <w:rFonts w:ascii="Segoe UI Emoji" w:hAnsi="Segoe UI Emoji" w:cs="Segoe UI Emoji"/>
-        </w:rPr>
-        <w:t>✅</w:t>
-      </w:r>
-      <w:r>
-        <w:rPr>
-          <w:rFonts w:ascii="Roboto Mono" w:hAnsi="Roboto Mono"/>
-        </w:rPr>
-        <w:t xml:space="preserve"> User registration</w:t>
-      </w:r>
-    </w:p>
-    <w:p>
-      <w:pPr>
-        <w:rPr>
-          <w:rFonts w:ascii="Roboto Mono" w:hAnsi="Roboto Mono"/>
-        </w:rPr>
-      </w:pPr>
-      <w:r>
-        <w:rPr>
-          <w:rFonts w:ascii="Segoe UI Emoji" w:hAnsi="Segoe UI Emoji" w:cs="Segoe UI Emoji"/>
-        </w:rPr>
-        <w:t>✅</w:t>
-      </w:r>
-      <w:r>
-        <w:rPr>
-          <w:rFonts w:ascii="Roboto Mono" w:hAnsi="Roboto Mono"/>
-        </w:rPr>
-        <w:t xml:space="preserve"> Product search</w:t>
-      </w:r>
-    </w:p>
-    <w:p>
-      <w:pPr>
-        <w:rPr>
-          <w:rFonts w:ascii="Roboto Mono" w:hAnsi="Roboto Mono"/>
-        </w:rPr>
-      </w:pPr>
-      <w:r>
-        <w:rPr>
-          <w:rFonts w:ascii="Segoe UI Emoji" w:hAnsi="Segoe UI Emoji" w:cs="Segoe UI Emoji"/>
-        </w:rPr>
-        <w:t>✅</w:t>
-      </w:r>
-      <w:r>
-        <w:rPr>
-          <w:rFonts w:ascii="Roboto Mono" w:hAnsi="Roboto Mono"/>
-        </w:rPr>
-        <w:t xml:space="preserve"> Online payment</w:t>
-      </w:r>
-    </w:p>
-    <w:p>
-      <w:pPr>
-        <w:rPr>
-          <w:rFonts w:ascii="Roboto Mono" w:hAnsi="Roboto Mono"/>
-        </w:rPr>
-      </w:pPr>
-      <w:r>
-        <w:rPr>
-          <w:rFonts w:ascii="Roboto Mono" w:hAnsi="Roboto Mono"/>
-        </w:rPr>
-        <w:pict w14:anchorId="41F9873E">
-          <v:rect id="_x0000_i1045" style="width:0;height:1.5pt" o:hralign="center" o:hrstd="t" o:hr="t" fillcolor="#a0a0a0" stroked="f"/>
-        </w:pict>
-      </w:r>
-    </w:p>
-    <w:p>
-      <w:pPr>
-        <w:rPr>
-          <w:rFonts w:ascii="Roboto Mono" w:hAnsi="Roboto Mono"/>
+          <w:color w:val="000000"/>
+          <w:sz w:val="18"/>
+          <w:highlight w:val="lightGray"/>
+        </w:rPr>
+        <w:t>From:</w:t>
+      </w:r>
+      <w:r>
+        <w:rPr>
+          <w:rFonts w:ascii="Arial" w:hAnsi="Arial"/>
+          <w:color w:val="000000"/>
+          <w:sz w:val="18"/>
+          <w:highlight w:val="lightGray"/>
+        </w:rPr>
+        <w:t xml:space="preserve"> [</w:t>
+      </w:r>
+      <w:r>
+        <w:rPr>
+          <w:rFonts w:ascii="Arial" w:eastAsia="Arial" w:hAnsi="Arial" w:cs="Arial"/>
+          <w:color w:val="000000"/>
+          <w:sz w:val="18"/>
+          <w:highlight w:val="lightGray"/>
+        </w:rPr>
+        <w:t>ChatGPT</w:t>
+      </w:r>
+      <w:r>
+        <w:rPr>
+          <w:rFonts w:ascii="Arial" w:hAnsi="Arial"/>
+          <w:color w:val="000000"/>
+          <w:sz w:val="18"/>
+          <w:highlight w:val="lightGray"/>
+        </w:rPr>
+        <w:t xml:space="preserve">] </w:t>
+      </w:r>
+      <w:r>
+        <w:rPr>
+          <w:rFonts w:ascii="Arial" w:hAnsi="Arial"/>
           <w:b/>
-          <w:bCs/>
-        </w:rPr>
-      </w:pPr>
-      <w:r>
-        <w:rPr>
-          <w:rFonts w:ascii="Roboto Mono" w:hAnsi="Roboto Mono"/>
-          <w:b/>
-          <w:bCs/>
-        </w:rPr>
-        <w:t>Not Included:</w:t>
-      </w:r>
-    </w:p>
-    <w:p>
-      <w:pPr>
-        <w:rPr>
-          <w:rFonts w:ascii="Roboto Mono" w:hAnsi="Roboto Mono"/>
-        </w:rPr>
-      </w:pPr>
-      <w:r>
-        <w:rPr>
-          <w:rFonts w:ascii="Segoe UI Emoji" w:hAnsi="Segoe UI Emoji" w:cs="Segoe UI Emoji"/>
-        </w:rPr>
-        <w:t>❌</w:t>
-      </w:r>
-      <w:r>
-        <w:rPr>
-          <w:rFonts w:ascii="Roboto Mono" w:hAnsi="Roboto Mono"/>
-        </w:rPr>
-        <w:t xml:space="preserve"> Mobile application</w:t>
-      </w:r>
-    </w:p>
-    <w:p>
-      <w:pPr>
-        <w:rPr>
-          <w:rFonts w:ascii="Roboto Mono" w:hAnsi="Roboto Mono"/>
-        </w:rPr>
-      </w:pPr>
-      <w:r>
-        <w:rPr>
-          <w:rFonts w:ascii="Segoe UI Emoji" w:hAnsi="Segoe UI Emoji" w:cs="Segoe UI Emoji"/>
-        </w:rPr>
-        <w:t>❌</w:t>
-      </w:r>
-      <w:r>
-        <w:rPr>
-          <w:rFonts w:ascii="Roboto Mono" w:hAnsi="Roboto Mono"/>
-        </w:rPr>
-        <w:t xml:space="preserve"> AI recommendations</w:t>
-      </w:r>
-    </w:p>
-    <w:p>
-      <w:pPr>
-        <w:rPr>
-          <w:rFonts w:ascii="Roboto Mono" w:hAnsi="Roboto Mono"/>
-        </w:rPr>
-      </w:pPr>
-      <w:r>
-        <w:rPr>
-          <w:rFonts w:ascii="Roboto Mono" w:hAnsi="Roboto Mono"/>
-        </w:rPr>
-        <w:pict w14:anchorId="1CC63403">
-          <v:rect id="_x0000_i1046" style="width:0;height:1.5pt" o:hralign="center" o:hrstd="t" o:hr="t" fillcolor="#a0a0a0" stroked="f"/>
-        </w:pict>
-      </w:r>
-    </w:p>
-    <w:p>
-      <w:pPr>
-        <w:pStyle w:val="Heading3"/>
-      </w:pPr>
-      <w:r>
-        <w:t>8️</w:t>
-      </w:r>
-      <w:r>
-        <w:rPr>
-          <w:rFonts w:ascii="Segoe UI Symbol" w:hAnsi="Segoe UI Symbol" w:cs="Segoe UI Symbol"/>
-        </w:rPr>
-        <w:t>⃣</w:t>
-      </w:r>
-      <w:r>
-        <w:t xml:space="preserve"> Create Project Plan</w:t>
-      </w:r>
-    </w:p>
-    <w:p>
-      <w:r>
-        <w:rPr>
-          <w:rFonts w:ascii="Arial" w:hAnsi="Arial"/>
-          <w:b/>
-          <w:color w:val="000000"/>
-          <w:sz w:val="18"/>
-          <w:highlight w:val="lightGray"/>
-        </w:rPr>
-        <w:t># Source: AI Source: Provided by: [Data Path</w:t>
-      </w:r>
-      <w:r>
-        <w:rPr>
-          <w:rFonts w:ascii="Arial" w:hAnsi="Arial"/>
-          <w:color w:val="000000"/>
-          <w:sz w:val="18"/>
-          <w:highlight w:val="lightGray"/>
-        </w:rPr>
-        <w:t xml:space="preserve">: Persons Table -&gt; ID Column: 1, Name_En Column: Motasem Essam] -&gt; </w:t>
-      </w:r>
-      <w:r>
-        <w:rPr>
-          <w:rFonts w:ascii="Arial" w:hAnsi="Arial"/>
-          <w:b/>
-          <w:color w:val="000000"/>
-          <w:sz w:val="18"/>
-          <w:highlight w:val="lightGray"/>
-        </w:rPr>
-        <w:t>From:</w:t>
+          <w:color w:val="000000"/>
+          <w:sz w:val="18"/>
+          <w:highlight w:val="lightGray"/>
+        </w:rPr>
+        <w:t>on</w:t>
       </w:r>
       <w:r>
         <w:rPr>
@@ -4090,49 +4527,30 @@
       </w:r>
       <w:r>
         <w:rPr>
-          <w:rFonts w:ascii="Arial" w:eastAsia="Arial" w:hAnsi="Arial" w:cs="Arial"/>
-          <w:color w:val="000000"/>
-          <w:sz w:val="18"/>
-          <w:highlight w:val="lightGray"/>
-        </w:rPr>
-        <w:t>ChatGPT</w:t>
-      </w:r>
-      <w:r>
-        <w:rPr>
-          <w:rFonts w:ascii="Arial" w:hAnsi="Arial"/>
-          <w:color w:val="000000"/>
-          <w:sz w:val="18"/>
-          <w:highlight w:val="lightGray"/>
-        </w:rPr>
-        <w:t xml:space="preserve">] </w:t>
-      </w:r>
-      <w:r>
-        <w:rPr>
-          <w:rFonts w:ascii="Arial" w:hAnsi="Arial"/>
-          <w:b/>
-          <w:color w:val="000000"/>
-          <w:sz w:val="18"/>
-          <w:highlight w:val="lightGray"/>
-        </w:rPr>
-        <w:t>on</w:t>
-      </w:r>
-      <w:r>
-        <w:rPr>
-          <w:rFonts w:ascii="Arial" w:hAnsi="Arial"/>
-          <w:color w:val="000000"/>
-          <w:sz w:val="18"/>
-          <w:highlight w:val="lightGray"/>
-        </w:rPr>
-        <w:t xml:space="preserve"> [6/</w:t>
-      </w:r>
-      <w:r>
-        <w:rPr>
-          <w:rFonts w:ascii="Arial" w:hAnsi="Arial"/>
-          <w:color w:val="000000"/>
-          <w:sz w:val="18"/>
-          <w:highlight w:val="lightGray"/>
-        </w:rPr>
-        <w:t>7</w:t>
+          <w:rFonts w:ascii="Arial" w:hAnsi="Arial"/>
+          <w:color w:val="000000"/>
+          <w:sz w:val="18"/>
+          <w:highlight w:val="lightGray"/>
+        </w:rPr>
+        <w:t>1</w:t>
+      </w:r>
+      <w:r>
+        <w:rPr>
+          <w:rFonts w:ascii="Arial" w:hAnsi="Arial"/>
+          <w:color w:val="000000"/>
+          <w:sz w:val="18"/>
+          <w:highlight w:val="lightGray"/>
+        </w:rPr>
+        <w:t>/</w:t>
+      </w:r>
+      <w:r>
+        <w:rPr>
+          <w:rFonts w:ascii="Arial" w:hAnsi="Arial"/>
+          <w:color w:val="000000"/>
+          <w:sz w:val="18"/>
+          <w:highlight w:val="lightGray"/>
+        </w:rPr>
+        <w:t>23</w:t>
       </w:r>
       <w:r>
         <w:rPr>
@@ -4271,7 +4689,7 @@
           <w:rFonts w:ascii="Roboto Mono" w:hAnsi="Roboto Mono"/>
         </w:rPr>
         <w:pict w14:anchorId="7AC60C6F">
-          <v:rect id="_x0000_i1047" style="width:0;height:1.5pt" o:hralign="center" o:hrstd="t" o:hr="t" fillcolor="#a0a0a0" stroked="f"/>
+          <v:rect id="_x0000_i1045" style="width:0;height:1.5pt" o:hralign="center" o:hrstd="t" o:hr="t" fillcolor="#a0a0a0" stroked="f"/>
         </w:pict>
       </w:r>
     </w:p>
@@ -4451,7 +4869,7 @@
           <w:rFonts w:ascii="Roboto Mono" w:hAnsi="Roboto Mono"/>
         </w:rPr>
         <w:pict w14:anchorId="1AD80B1E">
-          <v:rect id="_x0000_i1048" style="width:0;height:1.5pt" o:hralign="center" o:hrstd="t" o:hr="t" fillcolor="#a0a0a0" stroked="f"/>
+          <v:rect id="_x0000_i1046" style="width:0;height:1.5pt" o:hralign="center" o:hrstd="t" o:hr="t" fillcolor="#a0a0a0" stroked="f"/>
         </w:pict>
       </w:r>
     </w:p>
@@ -4487,7 +4905,27 @@
           <w:sz w:val="18"/>
           <w:highlight w:val="lightGray"/>
         </w:rPr>
-        <w:t xml:space="preserve">: Persons Table -&gt; ID Column: 1, Name_En Column: Motasem Essam] -&gt; </w:t>
+        <w:t xml:space="preserve">: Persons Table -&gt; ID Column: 1, </w:t>
+      </w:r>
+      <w:proofErr w:type="spellStart"/>
+      <w:r>
+        <w:rPr>
+          <w:rFonts w:ascii="Arial" w:hAnsi="Arial"/>
+          <w:color w:val="000000"/>
+          <w:sz w:val="18"/>
+          <w:highlight w:val="lightGray"/>
+        </w:rPr>
+        <w:t>Name_En</w:t>
+      </w:r>
+      <w:proofErr w:type="spellEnd"/>
+      <w:r>
+        <w:rPr>
+          <w:rFonts w:ascii="Arial" w:hAnsi="Arial"/>
+          <w:color w:val="000000"/>
+          <w:sz w:val="18"/>
+          <w:highlight w:val="lightGray"/>
+        </w:rPr>
+        <w:t xml:space="preserve"> Column: Motasem Essam] -&gt; </w:t>
       </w:r>
       <w:r>
         <w:rPr>
@@ -4543,16 +4981,34 @@
           <w:sz w:val="18"/>
           <w:highlight w:val="lightGray"/>
         </w:rPr>
-        <w:t xml:space="preserve"> [6/</w:t>
-      </w:r>
-      <w:r>
-        <w:rPr>
-          <w:rFonts w:ascii="Arial" w:hAnsi="Arial"/>
-          <w:color w:val="000000"/>
-          <w:sz w:val="18"/>
-          <w:highlight w:val="lightGray"/>
-        </w:rPr>
-        <w:t>7</w:t>
+        <w:t xml:space="preserve"> [</w:t>
+      </w:r>
+      <w:r>
+        <w:rPr>
+          <w:rFonts w:ascii="Arial" w:hAnsi="Arial"/>
+          <w:color w:val="000000"/>
+          <w:sz w:val="18"/>
+          <w:highlight w:val="lightGray"/>
+        </w:rPr>
+        <w:t>1</w:t>
+      </w:r>
+      <w:r>
+        <w:rPr>
+          <w:rFonts w:ascii="Arial" w:hAnsi="Arial"/>
+          <w:color w:val="000000"/>
+          <w:sz w:val="18"/>
+          <w:highlight w:val="lightGray"/>
+        </w:rPr>
+        <w:t>/</w:t>
+      </w:r>
+      <w:r>
+        <w:rPr>
+          <w:rFonts w:ascii="Arial" w:hAnsi="Arial"/>
+          <w:color w:val="000000"/>
+          <w:sz w:val="18"/>
+          <w:highlight w:val="lightGray"/>
+        </w:rPr>
+        <w:t>23</w:t>
       </w:r>
       <w:r>
         <w:rPr>
@@ -4951,7 +5407,7 @@
           <w:rFonts w:ascii="Roboto Mono" w:hAnsi="Roboto Mono"/>
         </w:rPr>
         <w:pict w14:anchorId="6D2F3D10">
-          <v:rect id="_x0000_i1049" style="width:0;height:1.5pt" o:hralign="center" o:hrstd="t" o:hr="t" fillcolor="#a0a0a0" stroked="f"/>
+          <v:rect id="_x0000_i1047" style="width:0;height:1.5pt" o:hralign="center" o:hrstd="t" o:hr="t" fillcolor="#a0a0a0" stroked="f"/>
         </w:pict>
       </w:r>
     </w:p>
@@ -4987,7 +5443,27 @@
           <w:sz w:val="18"/>
           <w:highlight w:val="lightGray"/>
         </w:rPr>
-        <w:t xml:space="preserve">: Persons Table -&gt; ID Column: 1, Name_En Column: Motasem Essam] -&gt; </w:t>
+        <w:t xml:space="preserve">: Persons Table -&gt; ID Column: 1, </w:t>
+      </w:r>
+      <w:proofErr w:type="spellStart"/>
+      <w:r>
+        <w:rPr>
+          <w:rFonts w:ascii="Arial" w:hAnsi="Arial"/>
+          <w:color w:val="000000"/>
+          <w:sz w:val="18"/>
+          <w:highlight w:val="lightGray"/>
+        </w:rPr>
+        <w:t>Name_En</w:t>
+      </w:r>
+      <w:proofErr w:type="spellEnd"/>
+      <w:r>
+        <w:rPr>
+          <w:rFonts w:ascii="Arial" w:hAnsi="Arial"/>
+          <w:color w:val="000000"/>
+          <w:sz w:val="18"/>
+          <w:highlight w:val="lightGray"/>
+        </w:rPr>
+        <w:t xml:space="preserve"> Column: Motasem Essam] -&gt; </w:t>
       </w:r>
       <w:r>
         <w:rPr>
@@ -5043,16 +5519,34 @@
           <w:sz w:val="18"/>
           <w:highlight w:val="lightGray"/>
         </w:rPr>
-        <w:t xml:space="preserve"> [6/</w:t>
-      </w:r>
-      <w:r>
-        <w:rPr>
-          <w:rFonts w:ascii="Arial" w:hAnsi="Arial"/>
-          <w:color w:val="000000"/>
-          <w:sz w:val="18"/>
-          <w:highlight w:val="lightGray"/>
-        </w:rPr>
-        <w:t>7</w:t>
+        <w:t xml:space="preserve"> [</w:t>
+      </w:r>
+      <w:r>
+        <w:rPr>
+          <w:rFonts w:ascii="Arial" w:hAnsi="Arial"/>
+          <w:color w:val="000000"/>
+          <w:sz w:val="18"/>
+          <w:highlight w:val="lightGray"/>
+        </w:rPr>
+        <w:t>1</w:t>
+      </w:r>
+      <w:r>
+        <w:rPr>
+          <w:rFonts w:ascii="Arial" w:hAnsi="Arial"/>
+          <w:color w:val="000000"/>
+          <w:sz w:val="18"/>
+          <w:highlight w:val="lightGray"/>
+        </w:rPr>
+        <w:t>/</w:t>
+      </w:r>
+      <w:r>
+        <w:rPr>
+          <w:rFonts w:ascii="Arial" w:hAnsi="Arial"/>
+          <w:color w:val="000000"/>
+          <w:sz w:val="18"/>
+          <w:highlight w:val="lightGray"/>
+        </w:rPr>
+        <w:t>23</w:t>
       </w:r>
       <w:r>
         <w:rPr>
@@ -5204,7 +5698,7 @@
         </w:rPr>
         <w:lastRenderedPageBreak/>
         <w:pict w14:anchorId="48466D5F">
-          <v:rect id="_x0000_i1050" style="width:0;height:1.5pt" o:hralign="center" o:hrstd="t" o:hr="t" fillcolor="#a0a0a0" stroked="f"/>
+          <v:rect id="_x0000_i1048" style="width:0;height:1.5pt" o:hralign="center" o:hrstd="t" o:hr="t" fillcolor="#a0a0a0" stroked="f"/>
         </w:pict>
       </w:r>
     </w:p>
@@ -5240,7 +5734,27 @@
           <w:sz w:val="18"/>
           <w:highlight w:val="lightGray"/>
         </w:rPr>
-        <w:t xml:space="preserve">: Persons Table -&gt; ID Column: 1, Name_En Column: Motasem Essam] -&gt; </w:t>
+        <w:t xml:space="preserve">: Persons Table -&gt; ID Column: 1, </w:t>
+      </w:r>
+      <w:proofErr w:type="spellStart"/>
+      <w:r>
+        <w:rPr>
+          <w:rFonts w:ascii="Arial" w:hAnsi="Arial"/>
+          <w:color w:val="000000"/>
+          <w:sz w:val="18"/>
+          <w:highlight w:val="lightGray"/>
+        </w:rPr>
+        <w:t>Name_En</w:t>
+      </w:r>
+      <w:proofErr w:type="spellEnd"/>
+      <w:r>
+        <w:rPr>
+          <w:rFonts w:ascii="Arial" w:hAnsi="Arial"/>
+          <w:color w:val="000000"/>
+          <w:sz w:val="18"/>
+          <w:highlight w:val="lightGray"/>
+        </w:rPr>
+        <w:t xml:space="preserve"> Column: Motasem Essam] -&gt; </w:t>
       </w:r>
       <w:r>
         <w:rPr>
@@ -5296,16 +5810,34 @@
           <w:sz w:val="18"/>
           <w:highlight w:val="lightGray"/>
         </w:rPr>
-        <w:t xml:space="preserve"> [6/</w:t>
-      </w:r>
-      <w:r>
-        <w:rPr>
-          <w:rFonts w:ascii="Arial" w:hAnsi="Arial"/>
-          <w:color w:val="000000"/>
-          <w:sz w:val="18"/>
-          <w:highlight w:val="lightGray"/>
-        </w:rPr>
-        <w:t>7</w:t>
+        <w:t xml:space="preserve"> [</w:t>
+      </w:r>
+      <w:r>
+        <w:rPr>
+          <w:rFonts w:ascii="Arial" w:hAnsi="Arial"/>
+          <w:color w:val="000000"/>
+          <w:sz w:val="18"/>
+          <w:highlight w:val="lightGray"/>
+        </w:rPr>
+        <w:t>1</w:t>
+      </w:r>
+      <w:r>
+        <w:rPr>
+          <w:rFonts w:ascii="Arial" w:hAnsi="Arial"/>
+          <w:color w:val="000000"/>
+          <w:sz w:val="18"/>
+          <w:highlight w:val="lightGray"/>
+        </w:rPr>
+        <w:t>/</w:t>
+      </w:r>
+      <w:r>
+        <w:rPr>
+          <w:rFonts w:ascii="Arial" w:hAnsi="Arial"/>
+          <w:color w:val="000000"/>
+          <w:sz w:val="18"/>
+          <w:highlight w:val="lightGray"/>
+        </w:rPr>
+        <w:t>23</w:t>
       </w:r>
       <w:r>
         <w:rPr>
@@ -5574,7 +6106,7 @@
           <w:rFonts w:ascii="Roboto Mono" w:hAnsi="Roboto Mono"/>
         </w:rPr>
         <w:pict w14:anchorId="0B52D1DA">
-          <v:rect id="_x0000_i1052" style="width:0;height:1.5pt" o:hralign="center" o:hrstd="t" o:hr="t" fillcolor="#a0a0a0" stroked="f"/>
+          <v:rect id="_x0000_i1049" style="width:0;height:1.5pt" o:hralign="center" o:hrstd="t" o:hr="t" fillcolor="#a0a0a0" stroked="f"/>
         </w:pict>
       </w:r>
     </w:p>
@@ -5610,7 +6142,27 @@
           <w:sz w:val="18"/>
           <w:highlight w:val="lightGray"/>
         </w:rPr>
-        <w:t xml:space="preserve">: Persons Table -&gt; ID Column: 1, Name_En Column: Motasem Essam] -&gt; </w:t>
+        <w:t xml:space="preserve">: Persons Table -&gt; ID Column: 1, </w:t>
+      </w:r>
+      <w:proofErr w:type="spellStart"/>
+      <w:r>
+        <w:rPr>
+          <w:rFonts w:ascii="Arial" w:hAnsi="Arial"/>
+          <w:color w:val="000000"/>
+          <w:sz w:val="18"/>
+          <w:highlight w:val="lightGray"/>
+        </w:rPr>
+        <w:t>Name_En</w:t>
+      </w:r>
+      <w:proofErr w:type="spellEnd"/>
+      <w:r>
+        <w:rPr>
+          <w:rFonts w:ascii="Arial" w:hAnsi="Arial"/>
+          <w:color w:val="000000"/>
+          <w:sz w:val="18"/>
+          <w:highlight w:val="lightGray"/>
+        </w:rPr>
+        <w:t xml:space="preserve"> Column: Motasem Essam] -&gt; </w:t>
       </w:r>
       <w:r>
         <w:rPr>
@@ -5666,16 +6218,34 @@
           <w:sz w:val="18"/>
           <w:highlight w:val="lightGray"/>
         </w:rPr>
-        <w:t xml:space="preserve"> [6/</w:t>
-      </w:r>
-      <w:r>
-        <w:rPr>
-          <w:rFonts w:ascii="Arial" w:hAnsi="Arial"/>
-          <w:color w:val="000000"/>
-          <w:sz w:val="18"/>
-          <w:highlight w:val="lightGray"/>
-        </w:rPr>
-        <w:t>7</w:t>
+        <w:t xml:space="preserve"> [</w:t>
+      </w:r>
+      <w:r>
+        <w:rPr>
+          <w:rFonts w:ascii="Arial" w:hAnsi="Arial"/>
+          <w:color w:val="000000"/>
+          <w:sz w:val="18"/>
+          <w:highlight w:val="lightGray"/>
+        </w:rPr>
+        <w:t>1</w:t>
+      </w:r>
+      <w:r>
+        <w:rPr>
+          <w:rFonts w:ascii="Arial" w:hAnsi="Arial"/>
+          <w:color w:val="000000"/>
+          <w:sz w:val="18"/>
+          <w:highlight w:val="lightGray"/>
+        </w:rPr>
+        <w:t>/</w:t>
+      </w:r>
+      <w:r>
+        <w:rPr>
+          <w:rFonts w:ascii="Arial" w:hAnsi="Arial"/>
+          <w:color w:val="000000"/>
+          <w:sz w:val="18"/>
+          <w:highlight w:val="lightGray"/>
+        </w:rPr>
+        <w:t>23</w:t>
       </w:r>
       <w:r>
         <w:rPr>
@@ -6027,7 +6597,7 @@
           <w:rFonts w:ascii="Roboto Mono" w:hAnsi="Roboto Mono"/>
         </w:rPr>
         <w:pict w14:anchorId="03494F6C">
-          <v:rect id="_x0000_i1053" style="width:0;height:1.5pt" o:hralign="center" o:hrstd="t" o:hr="t" fillcolor="#a0a0a0" stroked="f"/>
+          <v:rect id="_x0000_i1050" style="width:0;height:1.5pt" o:hralign="center" o:hrstd="t" o:hr="t" fillcolor="#a0a0a0" stroked="f"/>
         </w:pict>
       </w:r>
     </w:p>
@@ -6063,7 +6633,27 @@
           <w:sz w:val="18"/>
           <w:highlight w:val="lightGray"/>
         </w:rPr>
-        <w:t xml:space="preserve">: Persons Table -&gt; ID Column: 1, Name_En Column: Motasem Essam] -&gt; </w:t>
+        <w:t xml:space="preserve">: Persons Table -&gt; ID Column: 1, </w:t>
+      </w:r>
+      <w:proofErr w:type="spellStart"/>
+      <w:r>
+        <w:rPr>
+          <w:rFonts w:ascii="Arial" w:hAnsi="Arial"/>
+          <w:color w:val="000000"/>
+          <w:sz w:val="18"/>
+          <w:highlight w:val="lightGray"/>
+        </w:rPr>
+        <w:t>Name_En</w:t>
+      </w:r>
+      <w:proofErr w:type="spellEnd"/>
+      <w:r>
+        <w:rPr>
+          <w:rFonts w:ascii="Arial" w:hAnsi="Arial"/>
+          <w:color w:val="000000"/>
+          <w:sz w:val="18"/>
+          <w:highlight w:val="lightGray"/>
+        </w:rPr>
+        <w:t xml:space="preserve"> Column: Motasem Essam] -&gt; </w:t>
       </w:r>
       <w:r>
         <w:rPr>
@@ -6119,16 +6709,34 @@
           <w:sz w:val="18"/>
           <w:highlight w:val="lightGray"/>
         </w:rPr>
-        <w:t xml:space="preserve"> [6/</w:t>
-      </w:r>
-      <w:r>
-        <w:rPr>
-          <w:rFonts w:ascii="Arial" w:hAnsi="Arial"/>
-          <w:color w:val="000000"/>
-          <w:sz w:val="18"/>
-          <w:highlight w:val="lightGray"/>
-        </w:rPr>
-        <w:t>7</w:t>
+        <w:t xml:space="preserve"> [</w:t>
+      </w:r>
+      <w:r>
+        <w:rPr>
+          <w:rFonts w:ascii="Arial" w:hAnsi="Arial"/>
+          <w:color w:val="000000"/>
+          <w:sz w:val="18"/>
+          <w:highlight w:val="lightGray"/>
+        </w:rPr>
+        <w:t>1</w:t>
+      </w:r>
+      <w:r>
+        <w:rPr>
+          <w:rFonts w:ascii="Arial" w:hAnsi="Arial"/>
+          <w:color w:val="000000"/>
+          <w:sz w:val="18"/>
+          <w:highlight w:val="lightGray"/>
+        </w:rPr>
+        <w:t>/</w:t>
+      </w:r>
+      <w:r>
+        <w:rPr>
+          <w:rFonts w:ascii="Arial" w:hAnsi="Arial"/>
+          <w:color w:val="000000"/>
+          <w:sz w:val="18"/>
+          <w:highlight w:val="lightGray"/>
+        </w:rPr>
+        <w:t>23</w:t>
       </w:r>
       <w:r>
         <w:rPr>
@@ -8165,7 +8773,6 @@
   <w:style w:type="character" w:default="1" w:styleId="DefaultParagraphFont">
     <w:name w:val="Default Paragraph Font"/>
     <w:uiPriority w:val="1"/>
-    <w:semiHidden/>
     <w:unhideWhenUsed/>
   </w:style>
   <w:style w:type="table" w:default="1" w:styleId="TableNormal">
